--- a/companies/saltmarsh-environmental/Engagements/Dyer and Sons/Meeting Minutes 2015-11-05 - Dyer and Sons.docx
+++ b/companies/saltmarsh-environmental/Engagements/Dyer and Sons/Meeting Minutes 2015-11-05 - Dyer and Sons.docx
@@ -7,7 +7,7 @@
         <w:pStyle w:val="Heading1"/>
       </w:pPr>
       <w:r>
-        <w:t>Minutes: Working Session, Wetland Delineation, Dyer and Sons</w:t>
+        <w:t>Working Session: Wetland Delineation</w:t>
       </w:r>
     </w:p>
     <w:p>
@@ -15,7 +15,7 @@
         <w:pStyle w:val="Heading2"/>
       </w:pPr>
       <w:r>
-        <w:t>Attendees</w:t>
+        <w:t>Present</w:t>
       </w:r>
     </w:p>
     <w:p>
@@ -23,7 +23,7 @@
         <w:pStyle w:val="ListBullet"/>
       </w:pPr>
       <w:r>
-        <w:t>John Sanchez, Senior Scientist, Saltmarsh Environmental Partners LLC (recorder)</w:t>
+        <w:t>John Sanchez, Senior Scientist, Saltmarsh Environmental Partners</w:t>
       </w:r>
     </w:p>
     <w:p>
@@ -31,7 +31,7 @@
         <w:pStyle w:val="ListBullet"/>
       </w:pPr>
       <w:r>
-        <w:t>Angela Williams, Field Technician, Saltmarsh Environmental Partners LLC</w:t>
+        <w:t>Angela Williams, Field Technician, Saltmarsh Environmental Partners</w:t>
       </w:r>
     </w:p>
     <w:p>
@@ -39,7 +39,7 @@
         <w:pStyle w:val="ListBullet"/>
       </w:pPr>
       <w:r>
-        <w:t>Mary Foster, Field Technician, Saltmarsh Environmental Partners LLC</w:t>
+        <w:t>Mary Foster, Field Technician, Saltmarsh Environmental Partners</w:t>
       </w:r>
     </w:p>
     <w:p>
@@ -60,32 +60,37 @@
     </w:p>
     <w:p>
       <w:r>
-        <w:t>The session was convened to review the reviewed draft of the delineation report with Dyer and Sons before the report is issued. The field effort is complete. The boundary has been flagged in full and re-walked, the sample point pairs have been described, the flag positions have been surveyed, and the figure set has been prepared from the survey. The draft has been through internal review and the comments have been incorporated. What remains is the client review recorded in these minutes and the issuance that follows it.</w:t>
+        <w:t>The delineation is complete, and the report is in final draft. The boundary has been walked in full, the flags have been located and tied to survey, and the data forms have been checked against the three parameters at every paired point. What remains is review, not fieldwork.</w:t>
       </w:r>
     </w:p>
     <w:p>
       <w:r>
-        <w:t>The ditch corridor was reviewed first, as it was the reach that carried the disagreement. The additional sample point pairs established in that reach were described and the profiles are documented. Redoximorphic concentrations were observed at the required depth in three of the six pits described in the corridor and were not observed in the remainder. The hydrology indicators were observed consistently. On that evidence the corridor is delineated as wetland, and the report states the basis and states the limitation: the determination rests on hydrology and vegetation, with soils marginal, and it was made in a season wetter than normal. The report says that a drier season could produce a different soils result in that reach, and does not claim otherwise.</w:t>
+        <w:t>The figures were the main item on the table. The flagged line now sits on the survey drawing, the sample points are numbered to match the data forms, and the marginal reach is called out so a reviewer is led to it rather than left to find it. The intent is that the figures and the forms tell the same story without a reader having to reconcile them.</w:t>
       </w:r>
     </w:p>
     <w:p>
       <w:r>
-        <w:t>Sandra Little asked whether the qualifying language in the corridor section could be shortened, on the view that it invites a question a reviewer might not otherwise ask. It was explained that the qualifier is the honest description of the evidence, that an agency reviewer will reach the marginal soils through the data forms regardless of what the narrative says, and that a report which is silent on a known weakness is worth less to the client when it is challenged than one which addresses it. The language stands. Sandra Little accepted this and asked that the basis be stated in the first paragraph of the section rather than in the last, which was agreed and is an improvement.</w:t>
+        <w:t>The one reach discussed at the earlier session was resolved on the soils and the hydrology, and the report states the basis for that call where a reviewer can find it. Ms. Little asked whether the marginal point would draw a question from the agency. Our judgment is that it may, and the report is written to answer that question before it is asked.</w:t>
       </w:r>
     </w:p>
     <w:p>
       <w:r>
-        <w:t>The site files bearing on the fill were received from Dyer and Sons and were reviewed against the aerials. The files establish the approximate period of placement but not the authority under which it was placed. The report describes what the files show and states plainly that the record does not establish the authority. Sandra Little was advised that the agencies will likely ask the same question and that Dyer and Sons should expect it.</w:t>
+        <w:t>The deliverable for Dyer and Sons is the delineation report and the request for a jurisdictional determination. Both are assembled and ready for the client's review before we submit. Angela Williams and Mary Foster confirmed that the survey tie-in sheet matches the flag log, which was the last field item outstanding.</w:t>
       </w:r>
     </w:p>
     <w:p>
       <w:r>
-        <w:t>The tide stage discrepancy on the eastern margin was reviewed. It was documented across five visits and has been traced to the timing of the gauge readings rather than to the reach or to the instrument. Mary Foster's field record was sufficient to establish this after the fact, which is the reason the record is kept as it is. The eastern margin flags were unaffected. The report notes the discrepancy and its resolution in the methods section; the observations themselves required no qualification.</w:t>
+        <w:t>How the agency is likely to read the package was discussed briefly, with the usual caution. The determination itself rests with the Corps, and we do not speak for the reviewer; what we can do is give them a record that answers the ordinary questions before they are asked. On this parcel the boundary is well supported, and we expect the file to stand on its own.</w:t>
       </w:r>
     </w:p>
     <w:p>
       <w:r>
-        <w:t>Angela Williams reviewed the figure set with Sandra Little page by page. Two labels were corrected and one photograph station was found to be plotted from a superseded position; the position has been checked against the survey and will be corrected before issuance. No other changes to the figures were requested. Schedule to issuance was confirmed as workable within the engagement term.</w:t>
+        <w:t>We agreed that the package goes to the agency only after the client has read the draft and signed off. That keeps the record clean and keeps everyone reading the same document. Comments should come back on the marked-up draft rather than in scattered notes, so nothing is lost between the review and the final.</w:t>
+      </w:r>
+    </w:p>
+    <w:p>
+      <w:r>
+        <w:t>The remaining steps are short and were assigned before the session closed. The report and figures get one more internal check, the survey tie-in sheet is confirmed against the flag log, and the jurisdictional determination package is assembled once the client signs off. With those done, the file is ready to leave the office, and the field season on this parcel is effectively behind us.</w:t>
       </w:r>
     </w:p>
     <w:p>
@@ -143,7 +148,7 @@
               <w:rPr>
                 <w:b/>
               </w:rPr>
-              <w:t>Status</w:t>
+              <w:t>Notes</w:t>
             </w:r>
           </w:p>
         </w:tc>
@@ -155,7 +160,7 @@
           </w:tcPr>
           <w:p>
             <w:r>
-              <w:t>Move the statement of basis to the opening of the ditch corridor section as agreed</w:t>
+              <w:t>Final internal check of the report and figures</w:t>
             </w:r>
           </w:p>
         </w:tc>
@@ -175,7 +180,7 @@
           </w:tcPr>
           <w:p>
             <w:r>
-              <w:t>Open</w:t>
+              <w:t>before release</w:t>
             </w:r>
           </w:p>
         </w:tc>
@@ -187,7 +192,7 @@
           </w:tcPr>
           <w:p>
             <w:r>
-              <w:t>Correct the two figure labels and re-plot the photograph station from the surveyed position</w:t>
+              <w:t>Confirm the survey tie-in sheet matches the flag log</w:t>
             </w:r>
           </w:p>
         </w:tc>
@@ -207,7 +212,7 @@
           </w:tcPr>
           <w:p>
             <w:r>
-              <w:t>Open</w:t>
+              <w:t>with Mary Foster</w:t>
             </w:r>
           </w:p>
         </w:tc>
@@ -219,7 +224,7 @@
           </w:tcPr>
           <w:p>
             <w:r>
-              <w:t>Verify the corrected station against the field record before the figure set is finalized</w:t>
+              <w:t>Return the marked-up draft with any client comments</w:t>
             </w:r>
           </w:p>
         </w:tc>
@@ -229,7 +234,7 @@
           </w:tcPr>
           <w:p>
             <w:r>
-              <w:t>Mary Foster</w:t>
+              <w:t>Sandra Little</w:t>
             </w:r>
           </w:p>
         </w:tc>
@@ -239,7 +244,7 @@
           </w:tcPr>
           <w:p>
             <w:r>
-              <w:t>Open</w:t>
+              <w:t>Dyer and Sons</w:t>
             </w:r>
           </w:p>
         </w:tc>
@@ -251,7 +256,7 @@
           </w:tcPr>
           <w:p>
             <w:r>
-              <w:t>Incorporate the received site files into the background section; state the authority gap explicitly</w:t>
+              <w:t>Assemble the jurisdictional determination package</w:t>
             </w:r>
           </w:p>
         </w:tc>
@@ -271,71 +276,7 @@
           </w:tcPr>
           <w:p>
             <w:r>
-              <w:t>In progress</w:t>
-            </w:r>
-          </w:p>
-        </w:tc>
-      </w:tr>
-      <w:tr>
-        <w:tc>
-          <w:tcPr>
-            <w:tcW w:type="dxa" w:w="2880"/>
-          </w:tcPr>
-          <w:p>
-            <w:r>
-              <w:t>Route the corrected draft to the Managing Principal for final review before issuance</w:t>
-            </w:r>
-          </w:p>
-        </w:tc>
-        <w:tc>
-          <w:tcPr>
-            <w:tcW w:type="dxa" w:w="2880"/>
-          </w:tcPr>
-          <w:p>
-            <w:r>
-              <w:t>Angela Williams</w:t>
-            </w:r>
-          </w:p>
-        </w:tc>
-        <w:tc>
-          <w:tcPr>
-            <w:tcW w:type="dxa" w:w="2880"/>
-          </w:tcPr>
-          <w:p>
-            <w:r>
-              <w:t>Open</w:t>
-            </w:r>
-          </w:p>
-        </w:tc>
-      </w:tr>
-      <w:tr>
-        <w:tc>
-          <w:tcPr>
-            <w:tcW w:type="dxa" w:w="2880"/>
-          </w:tcPr>
-          <w:p>
-            <w:r>
-              <w:t>Confirm the distribution list and copy count for issuance</w:t>
-            </w:r>
-          </w:p>
-        </w:tc>
-        <w:tc>
-          <w:tcPr>
-            <w:tcW w:type="dxa" w:w="2880"/>
-          </w:tcPr>
-          <w:p>
-            <w:r>
-              <w:t>Sandra Little</w:t>
-            </w:r>
-          </w:p>
-        </w:tc>
-        <w:tc>
-          <w:tcPr>
-            <w:tcW w:type="dxa" w:w="2880"/>
-          </w:tcPr>
-          <w:p>
-            <w:r>
-              <w:t>Open, with Dyer and Sons</w:t>
+              <w:t>after client sign-off</w:t>
             </w:r>
           </w:p>
         </w:tc>
